--- a/inject-manager/Business Memo Template.docx
+++ b/inject-manager/Business Memo Template.docx
@@ -1,126 +1,149 @@
 
 <file path=word/document.xml><?xml version="1.0" encoding="utf-8"?>
-<w:document xmlns:wpc="http://schemas.microsoft.com/office/word/2010/wordprocessingCanvas" xmlns:cx="http://schemas.microsoft.com/office/drawing/2014/chartex" xmlns:cx1="http://schemas.microsoft.com/office/drawing/2015/9/8/chartex" xmlns:cx2="http://schemas.microsoft.com/office/drawing/2015/10/21/chartex" xmlns:cx3="http://schemas.microsoft.com/office/drawing/2016/5/9/chartex" xmlns:cx4="http://schemas.microsoft.com/office/drawing/2016/5/10/chartex" xmlns:cx5="http://schemas.microsoft.com/office/drawing/2016/5/11/chartex" xmlns:cx6="http://schemas.microsoft.com/office/drawing/2016/5/12/chartex" xmlns:cx7="http://schemas.microsoft.com/office/drawing/2016/5/13/chartex" xmlns:cx8="http://schemas.microsoft.com/office/drawing/2016/5/14/chartex" xmlns:mc="http://schemas.openxmlformats.org/markup-compatibility/2006" xmlns:aink="http://schemas.microsoft.com/office/drawing/2016/ink" xmlns:am3d="http://schemas.microsoft.com/office/drawing/2017/model3d" xmlns:o="urn:schemas-microsoft-com:office:office" xmlns:r="http://schemas.openxmlformats.org/officeDocument/2006/relationships" xmlns:m="http://schemas.openxmlformats.org/officeDocument/2006/math" xmlns:v="urn:schemas-microsoft-com:vml" xmlns:wp14="http://schemas.microsoft.com/office/word/2010/wordprocessingDrawing" xmlns:wp="http://schemas.openxmlformats.org/drawingml/2006/wordprocessingDrawing" xmlns:w10="urn:schemas-microsoft-com:office:word" xmlns:w="http://schemas.openxmlformats.org/wordprocessingml/2006/main" xmlns:w14="http://schemas.microsoft.com/office/word/2010/wordml" xmlns:w15="http://schemas.microsoft.com/office/word/2012/wordml" xmlns:w16cex="http://schemas.microsoft.com/office/word/2018/wordml/cex" xmlns:w16cid="http://schemas.microsoft.com/office/word/2016/wordml/cid" xmlns:w16="http://schemas.microsoft.com/office/word/2018/wordml" xmlns:w16se="http://schemas.microsoft.com/office/word/2015/wordml/symex" xmlns:wpg="http://schemas.microsoft.com/office/word/2010/wordprocessingGroup" xmlns:wpi="http://schemas.microsoft.com/office/word/2010/wordprocessingInk" xmlns:wne="http://schemas.microsoft.com/office/word/2006/wordml" xmlns:wps="http://schemas.microsoft.com/office/word/2010/wordprocessingShape" xmlns:a="http://schemas.openxmlformats.org/drawingml/2006/main" xmlns:pic="http://schemas.openxmlformats.org/drawingml/2006/picture" xmlns:a14="http://schemas.microsoft.com/office/drawing/2010/main" mc:Ignorable="w14 w15 w16se w16cid w16 w16cex wp14">
+<w:document xmlns:wpc="http://schemas.microsoft.com/office/word/2010/wordprocessingCanvas" xmlns:cx="http://schemas.microsoft.com/office/drawing/2014/chartex" xmlns:cx1="http://schemas.microsoft.com/office/drawing/2015/9/8/chartex" xmlns:cx2="http://schemas.microsoft.com/office/drawing/2015/10/21/chartex" xmlns:cx3="http://schemas.microsoft.com/office/drawing/2016/5/9/chartex" xmlns:cx4="http://schemas.microsoft.com/office/drawing/2016/5/10/chartex" xmlns:cx5="http://schemas.microsoft.com/office/drawing/2016/5/11/chartex" xmlns:cx6="http://schemas.microsoft.com/office/drawing/2016/5/12/chartex" xmlns:cx7="http://schemas.microsoft.com/office/drawing/2016/5/13/chartex" xmlns:cx8="http://schemas.microsoft.com/office/drawing/2016/5/14/chartex" xmlns:mc="http://schemas.openxmlformats.org/markup-compatibility/2006" xmlns:aink="http://schemas.microsoft.com/office/drawing/2016/ink" xmlns:am3d="http://schemas.microsoft.com/office/drawing/2017/model3d" xmlns:o="urn:schemas-microsoft-com:office:office" xmlns:oel="http://schemas.microsoft.com/office/2019/extlst" xmlns:r="http://schemas.openxmlformats.org/officeDocument/2006/relationships" xmlns:m="http://schemas.openxmlformats.org/officeDocument/2006/math" xmlns:v="urn:schemas-microsoft-com:vml" xmlns:wp14="http://schemas.microsoft.com/office/word/2010/wordprocessingDrawing" xmlns:wp="http://schemas.openxmlformats.org/drawingml/2006/wordprocessingDrawing" xmlns:w10="urn:schemas-microsoft-com:office:word" xmlns:w="http://schemas.openxmlformats.org/wordprocessingml/2006/main" xmlns:w14="http://schemas.microsoft.com/office/word/2010/wordml" xmlns:w15="http://schemas.microsoft.com/office/word/2012/wordml" xmlns:w16cex="http://schemas.microsoft.com/office/word/2018/wordml/cex" xmlns:w16cid="http://schemas.microsoft.com/office/word/2016/wordml/cid" xmlns:w16="http://schemas.microsoft.com/office/word/2018/wordml" xmlns:w16sdtdh="http://schemas.microsoft.com/office/word/2020/wordml/sdtdatahash" xmlns:w16se="http://schemas.microsoft.com/office/word/2015/wordml/symex" xmlns:wpg="http://schemas.microsoft.com/office/word/2010/wordprocessingGroup" xmlns:wpi="http://schemas.microsoft.com/office/word/2010/wordprocessingInk" xmlns:wne="http://schemas.microsoft.com/office/word/2006/wordml" xmlns:wps="http://schemas.microsoft.com/office/word/2010/wordprocessingShape" mc:Ignorable="w14 w15 w16se w16cid w16 w16cex w16sdtdh wp14">
   <w:body>
     <w:p>
       <w:pPr>
         <w:spacing w:line="276" w:lineRule="auto"/>
-      </w:pPr>
-      <w:r>
-        <w:rPr>
-          <w:rFonts w:ascii="Times New Roman" w:hAnsi="Times New Roman" w:eastAsia="Times New Roman" w:cs="Times New Roman"/>
-          <w:b w:val="1"/>
-          <w:bCs w:val="1"/>
-          <w:noProof w:val="0"/>
-          <w:sz w:val="24"/>
-          <w:szCs w:val="24"/>
-          <w:lang w:val="en-US"/>
+        <w:rPr>
+          <w:rFonts w:ascii="Cambria" w:hAnsi="Cambria"/>
+        </w:rPr>
+      </w:pPr>
+      <w:r>
+        <w:rPr>
+          <w:rFonts w:ascii="Cambria" w:eastAsia="Times New Roman" w:hAnsi="Cambria" w:cs="Times New Roman"/>
+          <w:b/>
+          <w:bCs/>
+          <w:sz w:val="24"/>
+          <w:szCs w:val="24"/>
         </w:rPr>
         <w:t>TO:</w:t>
       </w:r>
       <w:r>
         <w:rPr>
-          <w:rFonts w:ascii="Times New Roman" w:hAnsi="Times New Roman" w:eastAsia="Times New Roman" w:cs="Times New Roman"/>
-          <w:noProof w:val="0"/>
-          <w:sz w:val="24"/>
-          <w:szCs w:val="24"/>
-          <w:lang w:val="en-US"/>
-        </w:rPr>
-        <w:t xml:space="preserve"> (CIO, Director, CEO, etc.)</w:t>
+          <w:rFonts w:ascii="Cambria" w:eastAsia="Times New Roman" w:hAnsi="Cambria" w:cs="Times New Roman"/>
+          <w:sz w:val="24"/>
+          <w:szCs w:val="24"/>
+        </w:rPr>
+        <w:t xml:space="preserve"> </w:t>
+      </w:r>
+      <w:r>
+        <w:rPr>
+          <w:rFonts w:ascii="Cambria" w:eastAsia="Times New Roman" w:hAnsi="Cambria" w:cs="Times New Roman"/>
+          <w:sz w:val="24"/>
+          <w:szCs w:val="24"/>
+        </w:rPr>
+        <w:t>Director</w:t>
       </w:r>
     </w:p>
     <w:p>
       <w:pPr>
         <w:spacing w:line="276" w:lineRule="auto"/>
-      </w:pPr>
-      <w:r>
-        <w:rPr>
-          <w:rFonts w:ascii="Times New Roman" w:hAnsi="Times New Roman" w:eastAsia="Times New Roman" w:cs="Times New Roman"/>
-          <w:b w:val="1"/>
-          <w:bCs w:val="1"/>
-          <w:noProof w:val="0"/>
-          <w:sz w:val="24"/>
-          <w:szCs w:val="24"/>
-          <w:lang w:val="en-US"/>
-        </w:rPr>
-        <w:t xml:space="preserve">FROM:  </w:t>
-      </w:r>
-      <w:r>
-        <w:rPr>
-          <w:rFonts w:ascii="Times New Roman" w:hAnsi="Times New Roman" w:eastAsia="Times New Roman" w:cs="Times New Roman"/>
-          <w:noProof w:val="0"/>
-          <w:sz w:val="24"/>
-          <w:szCs w:val="24"/>
-          <w:lang w:val="en-US"/>
-        </w:rPr>
-        <w:t>Team 6</w:t>
+        <w:rPr>
+          <w:rFonts w:ascii="Cambria" w:hAnsi="Cambria"/>
+        </w:rPr>
+      </w:pPr>
+      <w:r>
+        <w:rPr>
+          <w:rFonts w:ascii="Cambria" w:eastAsia="Times New Roman" w:hAnsi="Cambria" w:cs="Times New Roman"/>
+          <w:b/>
+          <w:bCs/>
+          <w:sz w:val="24"/>
+          <w:szCs w:val="24"/>
+        </w:rPr>
+        <w:t xml:space="preserve">FROM: </w:t>
+      </w:r>
+      <w:proofErr w:type="spellStart"/>
+      <w:r>
+        <w:rPr>
+          <w:rFonts w:ascii="Cambria" w:eastAsia="Times New Roman" w:hAnsi="Cambria" w:cs="Times New Roman"/>
+          <w:sz w:val="24"/>
+          <w:szCs w:val="24"/>
+        </w:rPr>
+        <w:t>Frostbyte</w:t>
+      </w:r>
+      <w:proofErr w:type="spellEnd"/>
+      <w:r>
+        <w:rPr>
+          <w:rFonts w:ascii="Cambria" w:eastAsia="Times New Roman" w:hAnsi="Cambria" w:cs="Times New Roman"/>
+          <w:sz w:val="24"/>
+          <w:szCs w:val="24"/>
+        </w:rPr>
+        <w:t xml:space="preserve"> Security</w:t>
       </w:r>
     </w:p>
     <w:p>
       <w:pPr>
         <w:spacing w:line="276" w:lineRule="auto"/>
-      </w:pPr>
-      <w:r>
-        <w:rPr>
-          <w:rFonts w:ascii="Times New Roman" w:hAnsi="Times New Roman" w:eastAsia="Times New Roman" w:cs="Times New Roman"/>
-          <w:b w:val="1"/>
-          <w:bCs w:val="1"/>
-          <w:noProof w:val="0"/>
-          <w:sz w:val="24"/>
-          <w:szCs w:val="24"/>
-          <w:lang w:val="en-US"/>
+        <w:rPr>
+          <w:rFonts w:ascii="Cambria" w:hAnsi="Cambria"/>
+        </w:rPr>
+      </w:pPr>
+      <w:r>
+        <w:rPr>
+          <w:rFonts w:ascii="Cambria" w:eastAsia="Times New Roman" w:hAnsi="Cambria" w:cs="Times New Roman"/>
+          <w:b/>
+          <w:bCs/>
+          <w:sz w:val="24"/>
+          <w:szCs w:val="24"/>
         </w:rPr>
         <w:t>DATE:</w:t>
       </w:r>
       <w:r>
         <w:rPr>
-          <w:rFonts w:ascii="Times New Roman" w:hAnsi="Times New Roman" w:eastAsia="Times New Roman" w:cs="Times New Roman"/>
-          <w:noProof w:val="0"/>
-          <w:sz w:val="24"/>
-          <w:szCs w:val="24"/>
-          <w:lang w:val="en-US"/>
-        </w:rPr>
-        <w:t xml:space="preserve"> March 20, 2021</w:t>
+          <w:rFonts w:ascii="Cambria" w:eastAsia="Times New Roman" w:hAnsi="Cambria" w:cs="Times New Roman"/>
+          <w:sz w:val="24"/>
+          <w:szCs w:val="24"/>
+        </w:rPr>
+        <w:t xml:space="preserve"> March 20, 202</w:t>
+      </w:r>
+      <w:r>
+        <w:rPr>
+          <w:rFonts w:ascii="Cambria" w:eastAsia="Times New Roman" w:hAnsi="Cambria" w:cs="Times New Roman"/>
+          <w:sz w:val="24"/>
+          <w:szCs w:val="24"/>
+        </w:rPr>
+        <w:t>6</w:t>
       </w:r>
     </w:p>
     <w:p>
       <w:pPr>
         <w:spacing w:line="276" w:lineRule="auto"/>
-      </w:pPr>
-      <w:r>
-        <w:rPr>
-          <w:rFonts w:ascii="Times New Roman" w:hAnsi="Times New Roman" w:eastAsia="Times New Roman" w:cs="Times New Roman"/>
-          <w:b w:val="1"/>
-          <w:bCs w:val="1"/>
-          <w:noProof w:val="0"/>
-          <w:sz w:val="24"/>
-          <w:szCs w:val="24"/>
-          <w:lang w:val="en-US"/>
+        <w:rPr>
+          <w:rFonts w:ascii="Cambria" w:hAnsi="Cambria"/>
+        </w:rPr>
+      </w:pPr>
+      <w:r>
+        <w:rPr>
+          <w:rFonts w:ascii="Cambria" w:eastAsia="Times New Roman" w:hAnsi="Cambria" w:cs="Times New Roman"/>
+          <w:b/>
+          <w:bCs/>
+          <w:sz w:val="24"/>
+          <w:szCs w:val="24"/>
         </w:rPr>
         <w:t>SUBJECT:</w:t>
       </w:r>
       <w:r>
         <w:rPr>
-          <w:rFonts w:ascii="Times New Roman" w:hAnsi="Times New Roman" w:eastAsia="Times New Roman" w:cs="Times New Roman"/>
-          <w:noProof w:val="0"/>
-          <w:sz w:val="24"/>
-          <w:szCs w:val="24"/>
-          <w:lang w:val="en-US"/>
-        </w:rPr>
-        <w:t xml:space="preserve"> RE: (Inject Subject)</w:t>
+          <w:rFonts w:ascii="Cambria" w:eastAsia="Times New Roman" w:hAnsi="Cambria" w:cs="Times New Roman"/>
+          <w:sz w:val="24"/>
+          <w:szCs w:val="24"/>
+        </w:rPr>
+        <w:t xml:space="preserve"> RE:</w:t>
       </w:r>
     </w:p>
     <w:p>
       <w:pPr>
         <w:spacing w:line="276" w:lineRule="auto"/>
-      </w:pPr>
-      <w:r>
-        <w:rPr>
-          <w:rFonts w:ascii="Times New Roman" w:hAnsi="Times New Roman" w:eastAsia="Times New Roman" w:cs="Times New Roman"/>
-          <w:noProof w:val="0"/>
-          <w:sz w:val="24"/>
-          <w:szCs w:val="24"/>
-          <w:lang w:val="en-US"/>
+        <w:rPr>
+          <w:rFonts w:ascii="Cambria" w:hAnsi="Cambria"/>
+        </w:rPr>
+      </w:pPr>
+      <w:r>
+        <w:rPr>
+          <w:rFonts w:ascii="Cambria" w:eastAsia="Times New Roman" w:hAnsi="Cambria" w:cs="Times New Roman"/>
+          <w:sz w:val="24"/>
+          <w:szCs w:val="24"/>
         </w:rPr>
         <w:t xml:space="preserve"> </w:t>
       </w:r>
@@ -128,29 +151,31 @@
     <w:p>
       <w:pPr>
         <w:spacing w:line="276" w:lineRule="auto"/>
-      </w:pPr>
-      <w:r>
-        <w:rPr>
-          <w:rFonts w:ascii="Times New Roman" w:hAnsi="Times New Roman" w:eastAsia="Times New Roman" w:cs="Times New Roman"/>
-          <w:noProof w:val="0"/>
-          <w:sz w:val="24"/>
-          <w:szCs w:val="24"/>
-          <w:lang w:val="en-US"/>
-        </w:rPr>
-        <w:t>(CIO, Director),</w:t>
+        <w:rPr>
+          <w:rFonts w:ascii="Cambria" w:hAnsi="Cambria"/>
+        </w:rPr>
+      </w:pPr>
+      <w:r>
+        <w:rPr>
+          <w:rFonts w:ascii="Cambria" w:eastAsia="Times New Roman" w:hAnsi="Cambria" w:cs="Times New Roman"/>
+          <w:sz w:val="24"/>
+          <w:szCs w:val="24"/>
+        </w:rPr>
+        <w:t>Director,</w:t>
       </w:r>
     </w:p>
     <w:p>
       <w:pPr>
         <w:spacing w:line="276" w:lineRule="auto"/>
-      </w:pPr>
-      <w:r>
-        <w:rPr>
-          <w:rFonts w:ascii="Times New Roman" w:hAnsi="Times New Roman" w:eastAsia="Times New Roman" w:cs="Times New Roman"/>
-          <w:noProof w:val="0"/>
-          <w:sz w:val="24"/>
-          <w:szCs w:val="24"/>
-          <w:lang w:val="en-US"/>
+        <w:rPr>
+          <w:rFonts w:ascii="Cambria" w:hAnsi="Cambria"/>
+        </w:rPr>
+      </w:pPr>
+      <w:r>
+        <w:rPr>
+          <w:rFonts w:ascii="Cambria" w:eastAsia="Times New Roman" w:hAnsi="Cambria" w:cs="Times New Roman"/>
+          <w:sz w:val="24"/>
+          <w:szCs w:val="24"/>
         </w:rPr>
         <w:t xml:space="preserve"> </w:t>
       </w:r>
@@ -158,453 +183,240 @@
     <w:p>
       <w:pPr>
         <w:pStyle w:val="Heading1"/>
-      </w:pPr>
-      <w:r>
-        <w:rPr>
-          <w:rFonts w:ascii="Times New Roman" w:hAnsi="Times New Roman" w:eastAsia="Times New Roman" w:cs="Times New Roman"/>
-          <w:b w:val="0"/>
-          <w:bCs w:val="0"/>
-          <w:noProof w:val="0"/>
-          <w:color w:val="2F5496" w:themeColor="accent1" w:themeTint="FF" w:themeShade="BF"/>
-          <w:sz w:val="32"/>
-          <w:szCs w:val="32"/>
-          <w:u w:val="single"/>
-          <w:lang w:val="en-US"/>
-        </w:rPr>
-        <w:t>Sub Heading (eg. Introduction)</w:t>
-      </w:r>
-    </w:p>
-    <w:p>
-      <w:pPr>
-        <w:pStyle w:val="Heading2"/>
-        <w:rPr>
-          <w:rFonts w:ascii="Times New Roman" w:hAnsi="Times New Roman" w:eastAsia="Times New Roman" w:cs="Times New Roman"/>
-          <w:b w:val="0"/>
-          <w:bCs w:val="0"/>
-          <w:noProof w:val="0"/>
-          <w:color w:val="2F5496" w:themeColor="accent1" w:themeTint="FF" w:themeShade="BF"/>
-          <w:sz w:val="26"/>
-          <w:szCs w:val="26"/>
-          <w:lang w:val="en-US"/>
-        </w:rPr>
-      </w:pPr>
-      <w:r>
-        <w:rPr>
-          <w:rFonts w:ascii="Times New Roman" w:hAnsi="Times New Roman" w:eastAsia="Times New Roman" w:cs="Times New Roman"/>
-          <w:b w:val="0"/>
-          <w:bCs w:val="0"/>
-          <w:noProof w:val="0"/>
-          <w:color w:val="2F5496" w:themeColor="accent1" w:themeTint="FF" w:themeShade="BF"/>
-          <w:sz w:val="26"/>
-          <w:szCs w:val="26"/>
-          <w:lang w:val="en-US"/>
-        </w:rPr>
-        <w:t>Sub Heading</w:t>
+        <w:rPr>
+          <w:rFonts w:ascii="Cambria" w:eastAsia="Times New Roman" w:hAnsi="Cambria" w:cs="Times New Roman"/>
+          <w:color w:val="177C8C"/>
+          <w:sz w:val="24"/>
+          <w:szCs w:val="24"/>
+        </w:rPr>
+      </w:pPr>
+      <w:r>
+        <w:rPr>
+          <w:rFonts w:ascii="Cambria" w:eastAsia="Times New Roman" w:hAnsi="Cambria" w:cs="Times New Roman"/>
+          <w:color w:val="177C8C"/>
+          <w:sz w:val="24"/>
+          <w:szCs w:val="24"/>
+        </w:rPr>
+        <w:t>Executive Summary</w:t>
+      </w:r>
+    </w:p>
+    <w:p>
+      <w:pPr>
+        <w:rPr>
+          <w:rFonts w:ascii="Cambria" w:hAnsi="Cambria"/>
+          <w:color w:val="177C8C"/>
+          <w:sz w:val="24"/>
+          <w:szCs w:val="24"/>
+        </w:rPr>
+      </w:pPr>
+    </w:p>
+    <w:p>
+      <w:pPr>
+        <w:pStyle w:val="Heading1"/>
+        <w:rPr>
+          <w:rFonts w:ascii="Cambria" w:eastAsia="Times New Roman" w:hAnsi="Cambria" w:cs="Times New Roman"/>
+          <w:color w:val="177C8C"/>
+          <w:sz w:val="24"/>
+          <w:szCs w:val="24"/>
+        </w:rPr>
+      </w:pPr>
+      <w:r>
+        <w:rPr>
+          <w:rFonts w:ascii="Cambria" w:eastAsia="Times New Roman" w:hAnsi="Cambria" w:cs="Times New Roman"/>
+          <w:color w:val="177C8C"/>
+          <w:sz w:val="24"/>
+          <w:szCs w:val="24"/>
+        </w:rPr>
+        <w:t>Procedure</w:t>
       </w:r>
     </w:p>
     <w:p>
       <w:pPr>
         <w:spacing w:line="276" w:lineRule="auto"/>
-      </w:pPr>
-      <w:r>
-        <w:rPr>
-          <w:rFonts w:ascii="Times New Roman" w:hAnsi="Times New Roman" w:eastAsia="Times New Roman" w:cs="Times New Roman"/>
-          <w:noProof w:val="0"/>
-          <w:sz w:val="24"/>
-          <w:szCs w:val="24"/>
-          <w:lang w:val="en-US"/>
-        </w:rPr>
-        <w:t>….</w:t>
+        <w:rPr>
+          <w:rFonts w:ascii="Cambria" w:hAnsi="Cambria"/>
+          <w:color w:val="177C8C"/>
+          <w:sz w:val="24"/>
+          <w:szCs w:val="24"/>
+        </w:rPr>
+      </w:pPr>
+    </w:p>
+    <w:p>
+      <w:pPr>
+        <w:pStyle w:val="Heading1"/>
+        <w:rPr>
+          <w:rFonts w:ascii="Cambria" w:eastAsia="Times New Roman" w:hAnsi="Cambria" w:cs="Times New Roman"/>
+          <w:color w:val="177C8C"/>
+          <w:sz w:val="24"/>
+          <w:szCs w:val="24"/>
+        </w:rPr>
+      </w:pPr>
+      <w:r>
+        <w:rPr>
+          <w:rFonts w:ascii="Cambria" w:eastAsia="Times New Roman" w:hAnsi="Cambria" w:cs="Times New Roman"/>
+          <w:color w:val="177C8C"/>
+          <w:sz w:val="24"/>
+          <w:szCs w:val="24"/>
+        </w:rPr>
+        <w:t>Key Findings</w:t>
+      </w:r>
+    </w:p>
+    <w:p>
+      <w:pPr>
+        <w:rPr>
+          <w:rFonts w:ascii="Cambria" w:hAnsi="Cambria"/>
+          <w:color w:val="177C8C"/>
+          <w:sz w:val="24"/>
+          <w:szCs w:val="24"/>
+        </w:rPr>
+      </w:pPr>
+    </w:p>
+    <w:p>
+      <w:pPr>
+        <w:pStyle w:val="Heading1"/>
+        <w:rPr>
+          <w:rFonts w:ascii="Cambria" w:hAnsi="Cambria"/>
+          <w:color w:val="177C8C"/>
+          <w:sz w:val="24"/>
+          <w:szCs w:val="24"/>
+        </w:rPr>
+      </w:pPr>
+      <w:r>
+        <w:rPr>
+          <w:rFonts w:ascii="Cambria" w:eastAsia="Times New Roman" w:hAnsi="Cambria" w:cs="Times New Roman"/>
+          <w:color w:val="177C8C"/>
+          <w:sz w:val="24"/>
+          <w:szCs w:val="24"/>
+        </w:rPr>
+        <w:t>Recommendations</w:t>
       </w:r>
     </w:p>
     <w:p>
       <w:pPr>
         <w:spacing w:line="276" w:lineRule="auto"/>
-      </w:pPr>
-      <w:r>
-        <w:rPr>
-          <w:rFonts w:ascii="Times New Roman" w:hAnsi="Times New Roman" w:eastAsia="Times New Roman" w:cs="Times New Roman"/>
-          <w:noProof w:val="0"/>
-          <w:sz w:val="24"/>
-          <w:szCs w:val="24"/>
-          <w:lang w:val="en-US"/>
-        </w:rPr>
-        <w:t>….</w:t>
+        <w:rPr>
+          <w:rFonts w:ascii="Cambria" w:hAnsi="Cambria"/>
+          <w:color w:val="177C8C"/>
+          <w:sz w:val="24"/>
+          <w:szCs w:val="24"/>
+        </w:rPr>
+      </w:pPr>
+    </w:p>
+    <w:p>
+      <w:pPr>
+        <w:pStyle w:val="Heading1"/>
+        <w:rPr>
+          <w:rFonts w:ascii="Cambria" w:hAnsi="Cambria"/>
+          <w:color w:val="177C8C"/>
+          <w:sz w:val="24"/>
+          <w:szCs w:val="24"/>
+        </w:rPr>
+      </w:pPr>
+      <w:r>
+        <w:rPr>
+          <w:rFonts w:ascii="Cambria" w:eastAsia="Times New Roman" w:hAnsi="Cambria" w:cs="Times New Roman"/>
+          <w:color w:val="177C8C"/>
+          <w:sz w:val="24"/>
+          <w:szCs w:val="24"/>
+        </w:rPr>
+        <w:t>Conclusion</w:t>
       </w:r>
     </w:p>
     <w:p>
       <w:pPr>
         <w:spacing w:line="276" w:lineRule="auto"/>
-      </w:pPr>
-      <w:r>
-        <w:rPr>
-          <w:rFonts w:ascii="Times New Roman" w:hAnsi="Times New Roman" w:eastAsia="Times New Roman" w:cs="Times New Roman"/>
-          <w:noProof w:val="0"/>
-          <w:sz w:val="24"/>
-          <w:szCs w:val="24"/>
-          <w:lang w:val="en-US"/>
-        </w:rPr>
-        <w:t>….</w:t>
+        <w:rPr>
+          <w:rFonts w:ascii="Cambria" w:eastAsia="Times New Roman" w:hAnsi="Cambria" w:cs="Times New Roman"/>
+          <w:sz w:val="24"/>
+          <w:szCs w:val="24"/>
+        </w:rPr>
+      </w:pPr>
+      <w:r>
+        <w:rPr>
+          <w:rFonts w:ascii="Cambria" w:eastAsia="Times New Roman" w:hAnsi="Cambria" w:cs="Times New Roman"/>
+          <w:sz w:val="24"/>
+          <w:szCs w:val="24"/>
+        </w:rPr>
+        <w:t>Thank you for letting us perform this service.</w:t>
       </w:r>
     </w:p>
     <w:p>
       <w:pPr>
         <w:spacing w:line="276" w:lineRule="auto"/>
-      </w:pPr>
-      <w:r>
-        <w:rPr>
-          <w:rFonts w:ascii="Times New Roman" w:hAnsi="Times New Roman" w:eastAsia="Times New Roman" w:cs="Times New Roman"/>
-          <w:noProof w:val="0"/>
-          <w:sz w:val="24"/>
-          <w:szCs w:val="24"/>
-          <w:lang w:val="en-US"/>
-        </w:rPr>
-        <w:t>….</w:t>
-      </w:r>
+        <w:rPr>
+          <w:rFonts w:ascii="Cambria" w:eastAsia="Times New Roman" w:hAnsi="Cambria" w:cs="Times New Roman"/>
+          <w:sz w:val="24"/>
+          <w:szCs w:val="24"/>
+        </w:rPr>
+      </w:pPr>
     </w:p>
     <w:p>
       <w:pPr>
         <w:spacing w:line="276" w:lineRule="auto"/>
-      </w:pPr>
-      <w:r>
-        <w:rPr>
-          <w:rFonts w:ascii="Times New Roman" w:hAnsi="Times New Roman" w:eastAsia="Times New Roman" w:cs="Times New Roman"/>
-          <w:noProof w:val="0"/>
-          <w:sz w:val="24"/>
-          <w:szCs w:val="24"/>
-          <w:lang w:val="en-US"/>
-        </w:rPr>
-        <w:t xml:space="preserve"> </w:t>
-      </w:r>
-    </w:p>
-    <w:p>
-      <w:pPr>
-        <w:pStyle w:val="Heading1"/>
-      </w:pPr>
-      <w:r>
-        <w:rPr>
-          <w:rFonts w:ascii="Times New Roman" w:hAnsi="Times New Roman" w:eastAsia="Times New Roman" w:cs="Times New Roman"/>
-          <w:b w:val="0"/>
-          <w:bCs w:val="0"/>
-          <w:noProof w:val="0"/>
-          <w:color w:val="2F5496" w:themeColor="accent1" w:themeTint="FF" w:themeShade="BF"/>
-          <w:sz w:val="32"/>
-          <w:szCs w:val="32"/>
-          <w:u w:val="single"/>
-          <w:lang w:val="en-US"/>
-        </w:rPr>
-        <w:t>Optional Sub Heading (eg. Key Findings)</w:t>
-      </w:r>
+        <w:rPr>
+          <w:rFonts w:ascii="Cambria" w:eastAsia="Times New Roman" w:hAnsi="Cambria" w:cs="Times New Roman"/>
+          <w:sz w:val="24"/>
+          <w:szCs w:val="24"/>
+        </w:rPr>
+      </w:pPr>
     </w:p>
     <w:p>
       <w:pPr>
         <w:spacing w:line="276" w:lineRule="auto"/>
-      </w:pPr>
-      <w:r>
-        <w:rPr>
-          <w:rFonts w:ascii="Times New Roman" w:hAnsi="Times New Roman" w:eastAsia="Times New Roman" w:cs="Times New Roman"/>
-          <w:noProof w:val="0"/>
-          <w:sz w:val="24"/>
-          <w:szCs w:val="24"/>
-          <w:lang w:val="en-US"/>
-        </w:rPr>
-        <w:t>….</w:t>
-      </w:r>
-    </w:p>
-    <w:p>
-      <w:pPr>
-        <w:spacing w:line="276" w:lineRule="auto"/>
-      </w:pPr>
-      <w:r>
-        <w:rPr>
-          <w:rFonts w:ascii="Times New Roman" w:hAnsi="Times New Roman" w:eastAsia="Times New Roman" w:cs="Times New Roman"/>
-          <w:noProof w:val="0"/>
-          <w:sz w:val="24"/>
-          <w:szCs w:val="24"/>
-          <w:lang w:val="en-US"/>
-        </w:rPr>
-        <w:t>….</w:t>
-      </w:r>
-    </w:p>
-    <w:p>
-      <w:pPr>
-        <w:spacing w:line="276" w:lineRule="auto"/>
-      </w:pPr>
-      <w:r>
-        <w:rPr>
-          <w:rFonts w:ascii="Times New Roman" w:hAnsi="Times New Roman" w:eastAsia="Times New Roman" w:cs="Times New Roman"/>
-          <w:noProof w:val="0"/>
-          <w:sz w:val="24"/>
-          <w:szCs w:val="24"/>
-          <w:lang w:val="en-US"/>
-        </w:rPr>
-        <w:t>….</w:t>
-      </w:r>
-    </w:p>
-    <w:p>
-      <w:pPr>
-        <w:spacing w:line="276" w:lineRule="auto"/>
-      </w:pPr>
-      <w:r>
-        <w:rPr>
-          <w:rFonts w:ascii="Times New Roman" w:hAnsi="Times New Roman" w:eastAsia="Times New Roman" w:cs="Times New Roman"/>
-          <w:noProof w:val="0"/>
-          <w:sz w:val="24"/>
-          <w:szCs w:val="24"/>
-          <w:lang w:val="en-US"/>
-        </w:rPr>
-        <w:t xml:space="preserve"> </w:t>
-      </w:r>
-    </w:p>
-    <w:p>
-      <w:pPr>
-        <w:pStyle w:val="Heading1"/>
-      </w:pPr>
-      <w:r>
-        <w:rPr>
-          <w:rFonts w:ascii="Times New Roman" w:hAnsi="Times New Roman" w:eastAsia="Times New Roman" w:cs="Times New Roman"/>
-          <w:b w:val="0"/>
-          <w:bCs w:val="0"/>
-          <w:noProof w:val="0"/>
-          <w:color w:val="2F5496" w:themeColor="accent1" w:themeTint="FF" w:themeShade="BF"/>
-          <w:sz w:val="32"/>
-          <w:szCs w:val="32"/>
-          <w:u w:val="single"/>
-          <w:lang w:val="en-US"/>
-        </w:rPr>
-        <w:t>Optional Sub Heading (eg. Recommendations)</w:t>
-      </w:r>
-    </w:p>
-    <w:p>
-      <w:pPr>
-        <w:spacing w:line="276" w:lineRule="auto"/>
-      </w:pPr>
-      <w:r>
-        <w:rPr>
-          <w:rFonts w:ascii="Times New Roman" w:hAnsi="Times New Roman" w:eastAsia="Times New Roman" w:cs="Times New Roman"/>
-          <w:noProof w:val="0"/>
-          <w:sz w:val="24"/>
-          <w:szCs w:val="24"/>
-          <w:lang w:val="en-US"/>
-        </w:rPr>
-        <w:t>….</w:t>
-      </w:r>
-    </w:p>
-    <w:p>
-      <w:pPr>
-        <w:spacing w:line="276" w:lineRule="auto"/>
-      </w:pPr>
-      <w:r>
-        <w:rPr>
-          <w:rFonts w:ascii="Times New Roman" w:hAnsi="Times New Roman" w:eastAsia="Times New Roman" w:cs="Times New Roman"/>
-          <w:noProof w:val="0"/>
-          <w:sz w:val="24"/>
-          <w:szCs w:val="24"/>
-          <w:lang w:val="en-US"/>
-        </w:rPr>
-        <w:t>….</w:t>
-      </w:r>
-    </w:p>
-    <w:p>
-      <w:pPr>
-        <w:spacing w:line="276" w:lineRule="auto"/>
-      </w:pPr>
-      <w:r>
-        <w:rPr>
-          <w:rFonts w:ascii="Times New Roman" w:hAnsi="Times New Roman" w:eastAsia="Times New Roman" w:cs="Times New Roman"/>
-          <w:noProof w:val="0"/>
-          <w:sz w:val="24"/>
-          <w:szCs w:val="24"/>
-          <w:lang w:val="en-US"/>
-        </w:rPr>
-        <w:t>….</w:t>
-      </w:r>
-    </w:p>
-    <w:p>
-      <w:pPr>
-        <w:spacing w:line="276" w:lineRule="auto"/>
-      </w:pPr>
-      <w:r>
-        <w:rPr>
-          <w:rFonts w:ascii="Times New Roman" w:hAnsi="Times New Roman" w:eastAsia="Times New Roman" w:cs="Times New Roman"/>
-          <w:noProof w:val="0"/>
-          <w:sz w:val="24"/>
-          <w:szCs w:val="24"/>
-          <w:lang w:val="en-US"/>
-        </w:rPr>
-        <w:t xml:space="preserve"> </w:t>
-      </w:r>
-    </w:p>
-    <w:p>
-      <w:pPr>
-        <w:pStyle w:val="Heading1"/>
-      </w:pPr>
-      <w:r>
-        <w:rPr>
-          <w:rFonts w:ascii="Times New Roman" w:hAnsi="Times New Roman" w:eastAsia="Times New Roman" w:cs="Times New Roman"/>
-          <w:b w:val="0"/>
-          <w:bCs w:val="0"/>
-          <w:noProof w:val="0"/>
-          <w:color w:val="2F5496" w:themeColor="accent1" w:themeTint="FF" w:themeShade="BF"/>
-          <w:sz w:val="32"/>
-          <w:szCs w:val="32"/>
-          <w:u w:val="single"/>
-          <w:lang w:val="en-US"/>
-        </w:rPr>
-        <w:t>Sub Heading (eg. Conclusion)</w:t>
-      </w:r>
-    </w:p>
-    <w:p>
-      <w:pPr>
-        <w:pStyle w:val="Heading2"/>
-      </w:pPr>
-      <w:r>
-        <w:rPr>
-          <w:rFonts w:ascii="Times New Roman" w:hAnsi="Times New Roman" w:eastAsia="Times New Roman" w:cs="Times New Roman"/>
-          <w:b w:val="0"/>
-          <w:bCs w:val="0"/>
-          <w:noProof w:val="0"/>
-          <w:color w:val="2F5496" w:themeColor="accent1" w:themeTint="FF" w:themeShade="BF"/>
-          <w:sz w:val="26"/>
-          <w:szCs w:val="26"/>
-          <w:lang w:val="en-US"/>
-        </w:rPr>
-        <w:t>Sub Heading</w:t>
-      </w:r>
-    </w:p>
-    <w:p>
-      <w:pPr>
-        <w:spacing w:line="276" w:lineRule="auto"/>
-      </w:pPr>
-      <w:r>
-        <w:rPr>
-          <w:rFonts w:ascii="Times New Roman" w:hAnsi="Times New Roman" w:eastAsia="Times New Roman" w:cs="Times New Roman"/>
-          <w:noProof w:val="0"/>
-          <w:sz w:val="24"/>
-          <w:szCs w:val="24"/>
-          <w:lang w:val="en-US"/>
-        </w:rPr>
-        <w:t>….</w:t>
-      </w:r>
-    </w:p>
-    <w:p>
-      <w:pPr>
-        <w:spacing w:line="276" w:lineRule="auto"/>
-      </w:pPr>
-      <w:r>
-        <w:rPr>
-          <w:rFonts w:ascii="Times New Roman" w:hAnsi="Times New Roman" w:eastAsia="Times New Roman" w:cs="Times New Roman"/>
-          <w:noProof w:val="0"/>
-          <w:sz w:val="24"/>
-          <w:szCs w:val="24"/>
-          <w:lang w:val="en-US"/>
-        </w:rPr>
-        <w:t>….</w:t>
-      </w:r>
-    </w:p>
-    <w:p>
-      <w:pPr>
-        <w:spacing w:line="276" w:lineRule="auto"/>
-      </w:pPr>
-      <w:r>
-        <w:rPr>
-          <w:rFonts w:ascii="Times New Roman" w:hAnsi="Times New Roman" w:eastAsia="Times New Roman" w:cs="Times New Roman"/>
-          <w:noProof w:val="0"/>
-          <w:sz w:val="24"/>
-          <w:szCs w:val="24"/>
-          <w:lang w:val="en-US"/>
-        </w:rPr>
-        <w:t>….</w:t>
-      </w:r>
-    </w:p>
-    <w:p>
-      <w:pPr>
-        <w:spacing w:line="276" w:lineRule="auto"/>
-      </w:pPr>
-      <w:r>
-        <w:rPr>
-          <w:rFonts w:ascii="Times New Roman" w:hAnsi="Times New Roman" w:eastAsia="Times New Roman" w:cs="Times New Roman"/>
-          <w:noProof w:val="0"/>
-          <w:sz w:val="24"/>
-          <w:szCs w:val="24"/>
-          <w:lang w:val="en-US"/>
-        </w:rPr>
-        <w:t>….</w:t>
-      </w:r>
-    </w:p>
-    <w:p>
-      <w:pPr>
-        <w:spacing w:line="276" w:lineRule="auto"/>
-      </w:pPr>
-      <w:r>
-        <w:rPr>
-          <w:rFonts w:ascii="Times New Roman" w:hAnsi="Times New Roman" w:eastAsia="Times New Roman" w:cs="Times New Roman"/>
-          <w:noProof w:val="0"/>
-          <w:sz w:val="24"/>
-          <w:szCs w:val="24"/>
-          <w:lang w:val="en-US"/>
-        </w:rPr>
-        <w:t xml:space="preserve"> </w:t>
-      </w:r>
-    </w:p>
-    <w:p>
-      <w:pPr>
-        <w:spacing w:line="276" w:lineRule="auto"/>
-      </w:pPr>
-      <w:r>
-        <w:rPr>
-          <w:rFonts w:ascii="Times New Roman" w:hAnsi="Times New Roman" w:eastAsia="Times New Roman" w:cs="Times New Roman"/>
-          <w:noProof w:val="0"/>
-          <w:sz w:val="24"/>
-          <w:szCs w:val="24"/>
-          <w:lang w:val="en-US"/>
+        <w:rPr>
+          <w:rFonts w:ascii="Cambria" w:hAnsi="Cambria"/>
+        </w:rPr>
+      </w:pPr>
+      <w:r>
+        <w:rPr>
+          <w:rFonts w:ascii="Cambria" w:eastAsia="Times New Roman" w:hAnsi="Cambria" w:cs="Times New Roman"/>
+          <w:sz w:val="24"/>
+          <w:szCs w:val="24"/>
         </w:rPr>
         <w:t>Sincerely,</w:t>
       </w:r>
     </w:p>
     <w:p>
       <w:pPr>
-        <w:spacing w:line="276" w:lineRule="auto"/>
-      </w:pPr>
-      <w:r>
-        <w:rPr>
-          <w:rFonts w:ascii="Times New Roman" w:hAnsi="Times New Roman" w:eastAsia="Times New Roman" w:cs="Times New Roman"/>
-          <w:noProof w:val="0"/>
-          <w:sz w:val="24"/>
-          <w:szCs w:val="24"/>
-          <w:lang w:val="en-US"/>
-        </w:rPr>
-        <w:t xml:space="preserve"> </w:t>
-      </w:r>
-    </w:p>
-    <w:p>
-      <w:pPr>
-        <w:spacing w:line="276" w:lineRule="auto"/>
-      </w:pPr>
-      <w:r>
-        <w:rPr>
-          <w:rFonts w:ascii="Times New Roman" w:hAnsi="Times New Roman" w:eastAsia="Times New Roman" w:cs="Times New Roman"/>
-          <w:noProof w:val="0"/>
-          <w:sz w:val="24"/>
-          <w:szCs w:val="24"/>
-          <w:lang w:val="en-US"/>
-        </w:rPr>
-        <w:t>Team 6</w:t>
-      </w:r>
-    </w:p>
-    <w:p>
-      <w:pPr>
-        <w:pStyle w:val="Normal"/>
         <w:spacing w:after="0" w:line="276" w:lineRule="auto"/>
         <w:rPr>
-          <w:rFonts w:ascii="Times New Roman" w:hAnsi="Times New Roman" w:eastAsia="Times New Roman" w:cs="Times New Roman"/>
+          <w:rFonts w:ascii="Cambria" w:eastAsia="Times New Roman" w:hAnsi="Cambria" w:cs="Times New Roman"/>
+          <w:sz w:val="24"/>
+          <w:szCs w:val="24"/>
+        </w:rPr>
+      </w:pPr>
+      <w:proofErr w:type="spellStart"/>
+      <w:r>
+        <w:rPr>
+          <w:rFonts w:ascii="Cambria" w:eastAsia="Times New Roman" w:hAnsi="Cambria" w:cs="Times New Roman"/>
+          <w:sz w:val="24"/>
+          <w:szCs w:val="24"/>
+        </w:rPr>
+        <w:t>Frostbyte</w:t>
+      </w:r>
+      <w:proofErr w:type="spellEnd"/>
+      <w:r>
+        <w:rPr>
+          <w:rFonts w:ascii="Cambria" w:eastAsia="Times New Roman" w:hAnsi="Cambria" w:cs="Times New Roman"/>
+          <w:sz w:val="24"/>
+          <w:szCs w:val="24"/>
+        </w:rPr>
+        <w:t xml:space="preserve"> Security</w:t>
+      </w:r>
+    </w:p>
+    <w:p>
+      <w:pPr>
+        <w:spacing w:after="0" w:line="276" w:lineRule="auto"/>
+        <w:rPr>
+          <w:rFonts w:ascii="Cambria" w:eastAsia="Times New Roman" w:hAnsi="Cambria" w:cs="Times New Roman"/>
           <w:sz w:val="24"/>
           <w:szCs w:val="24"/>
         </w:rPr>
       </w:pPr>
     </w:p>
     <w:sectPr>
-      <w:pgSz w:w="12240" w:h="15840" w:orient="portrait"/>
+      <w:footerReference w:type="default" r:id="rId9"/>
+      <w:pgSz w:w="12240" w:h="15840"/>
       <w:pgMar w:top="1440" w:right="1440" w:bottom="1440" w:left="1440" w:header="720" w:footer="720" w:gutter="0"/>
       <w:cols w:space="720"/>
       <w:docGrid w:linePitch="360"/>
@@ -613,12 +425,132 @@
 </w:document>
 </file>
 
+<file path=word/endnotes.xml><?xml version="1.0" encoding="utf-8"?>
+<w:endnotes xmlns:wpc="http://schemas.microsoft.com/office/word/2010/wordprocessingCanvas" xmlns:cx="http://schemas.microsoft.com/office/drawing/2014/chartex" xmlns:cx1="http://schemas.microsoft.com/office/drawing/2015/9/8/chartex" xmlns:cx2="http://schemas.microsoft.com/office/drawing/2015/10/21/chartex" xmlns:cx3="http://schemas.microsoft.com/office/drawing/2016/5/9/chartex" xmlns:cx4="http://schemas.microsoft.com/office/drawing/2016/5/10/chartex" xmlns:cx5="http://schemas.microsoft.com/office/drawing/2016/5/11/chartex" xmlns:cx6="http://schemas.microsoft.com/office/drawing/2016/5/12/chartex" xmlns:cx7="http://schemas.microsoft.com/office/drawing/2016/5/13/chartex" xmlns:cx8="http://schemas.microsoft.com/office/drawing/2016/5/14/chartex" xmlns:mc="http://schemas.openxmlformats.org/markup-compatibility/2006" xmlns:aink="http://schemas.microsoft.com/office/drawing/2016/ink" xmlns:am3d="http://schemas.microsoft.com/office/drawing/2017/model3d" xmlns:o="urn:schemas-microsoft-com:office:office" xmlns:oel="http://schemas.microsoft.com/office/2019/extlst" xmlns:r="http://schemas.openxmlformats.org/officeDocument/2006/relationships" xmlns:m="http://schemas.openxmlformats.org/officeDocument/2006/math" xmlns:v="urn:schemas-microsoft-com:vml" xmlns:wp14="http://schemas.microsoft.com/office/word/2010/wordprocessingDrawing" xmlns:wp="http://schemas.openxmlformats.org/drawingml/2006/wordprocessingDrawing" xmlns:w10="urn:schemas-microsoft-com:office:word" xmlns:w="http://schemas.openxmlformats.org/wordprocessingml/2006/main" xmlns:w14="http://schemas.microsoft.com/office/word/2010/wordml" xmlns:w15="http://schemas.microsoft.com/office/word/2012/wordml" xmlns:w16cex="http://schemas.microsoft.com/office/word/2018/wordml/cex" xmlns:w16cid="http://schemas.microsoft.com/office/word/2016/wordml/cid" xmlns:w16="http://schemas.microsoft.com/office/word/2018/wordml" xmlns:w16sdtdh="http://schemas.microsoft.com/office/word/2020/wordml/sdtdatahash" xmlns:w16se="http://schemas.microsoft.com/office/word/2015/wordml/symex" xmlns:wpg="http://schemas.microsoft.com/office/word/2010/wordprocessingGroup" xmlns:wpi="http://schemas.microsoft.com/office/word/2010/wordprocessingInk" xmlns:wne="http://schemas.microsoft.com/office/word/2006/wordml" xmlns:wps="http://schemas.microsoft.com/office/word/2010/wordprocessingShape" mc:Ignorable="w14 w15 w16se w16cid w16 w16cex w16sdtdh wp14">
+  <w:endnote w:type="separator" w:id="-1">
+    <w:p>
+      <w:pPr>
+        <w:spacing w:after="0" w:line="240" w:lineRule="auto"/>
+      </w:pPr>
+      <w:r>
+        <w:separator/>
+      </w:r>
+    </w:p>
+  </w:endnote>
+  <w:endnote w:type="continuationSeparator" w:id="0">
+    <w:p>
+      <w:pPr>
+        <w:spacing w:after="0" w:line="240" w:lineRule="auto"/>
+      </w:pPr>
+      <w:r>
+        <w:continuationSeparator/>
+      </w:r>
+    </w:p>
+  </w:endnote>
+</w:endnotes>
+</file>
+
+<file path=word/footer1.xml><?xml version="1.0" encoding="utf-8"?>
+<w:ftr xmlns:wpc="http://schemas.microsoft.com/office/word/2010/wordprocessingCanvas" xmlns:cx="http://schemas.microsoft.com/office/drawing/2014/chartex" xmlns:cx1="http://schemas.microsoft.com/office/drawing/2015/9/8/chartex" xmlns:cx2="http://schemas.microsoft.com/office/drawing/2015/10/21/chartex" xmlns:cx3="http://schemas.microsoft.com/office/drawing/2016/5/9/chartex" xmlns:cx4="http://schemas.microsoft.com/office/drawing/2016/5/10/chartex" xmlns:cx5="http://schemas.microsoft.com/office/drawing/2016/5/11/chartex" xmlns:cx6="http://schemas.microsoft.com/office/drawing/2016/5/12/chartex" xmlns:cx7="http://schemas.microsoft.com/office/drawing/2016/5/13/chartex" xmlns:cx8="http://schemas.microsoft.com/office/drawing/2016/5/14/chartex" xmlns:mc="http://schemas.openxmlformats.org/markup-compatibility/2006" xmlns:aink="http://schemas.microsoft.com/office/drawing/2016/ink" xmlns:am3d="http://schemas.microsoft.com/office/drawing/2017/model3d" xmlns:o="urn:schemas-microsoft-com:office:office" xmlns:oel="http://schemas.microsoft.com/office/2019/extlst" xmlns:r="http://schemas.openxmlformats.org/officeDocument/2006/relationships" xmlns:m="http://schemas.openxmlformats.org/officeDocument/2006/math" xmlns:v="urn:schemas-microsoft-com:vml" xmlns:wp14="http://schemas.microsoft.com/office/word/2010/wordprocessingDrawing" xmlns:wp="http://schemas.openxmlformats.org/drawingml/2006/wordprocessingDrawing" xmlns:w10="urn:schemas-microsoft-com:office:word" xmlns:w="http://schemas.openxmlformats.org/wordprocessingml/2006/main" xmlns:w14="http://schemas.microsoft.com/office/word/2010/wordml" xmlns:w15="http://schemas.microsoft.com/office/word/2012/wordml" xmlns:w16cex="http://schemas.microsoft.com/office/word/2018/wordml/cex" xmlns:w16cid="http://schemas.microsoft.com/office/word/2016/wordml/cid" xmlns:w16="http://schemas.microsoft.com/office/word/2018/wordml" xmlns:w16sdtdh="http://schemas.microsoft.com/office/word/2020/wordml/sdtdatahash" xmlns:w16se="http://schemas.microsoft.com/office/word/2015/wordml/symex" xmlns:wpg="http://schemas.microsoft.com/office/word/2010/wordprocessingGroup" xmlns:wpi="http://schemas.microsoft.com/office/word/2010/wordprocessingInk" xmlns:wne="http://schemas.microsoft.com/office/word/2006/wordml" xmlns:wps="http://schemas.microsoft.com/office/word/2010/wordprocessingShape" mc:Ignorable="w14 w15 w16se w16cid w16 w16cex w16sdtdh wp14">
+  <w:p>
+    <w:pPr>
+      <w:pStyle w:val="Footer"/>
+    </w:pPr>
+    <w:r>
+      <w:rPr>
+        <w:noProof/>
+      </w:rPr>
+      <w:drawing>
+        <wp:anchor distT="0" distB="0" distL="114300" distR="114300" simplePos="0" relativeHeight="251658240" behindDoc="0" locked="0" layoutInCell="1" allowOverlap="1" wp14:anchorId="3FEDFD21" wp14:editId="6CFDF3FB">
+          <wp:simplePos x="0" y="0"/>
+          <wp:positionH relativeFrom="margin">
+            <wp:posOffset>2406015</wp:posOffset>
+          </wp:positionH>
+          <wp:positionV relativeFrom="margin">
+            <wp:posOffset>8034372</wp:posOffset>
+          </wp:positionV>
+          <wp:extent cx="1132205" cy="1132205"/>
+          <wp:effectExtent l="0" t="0" r="0" b="0"/>
+          <wp:wrapSquare wrapText="bothSides"/>
+          <wp:docPr id="1928318657" name="Picture 1" descr="A logo of a snowflake&#10;&#10;Description automatically generated"/>
+          <wp:cNvGraphicFramePr>
+            <a:graphicFrameLocks xmlns:a="http://schemas.openxmlformats.org/drawingml/2006/main" noChangeAspect="1"/>
+          </wp:cNvGraphicFramePr>
+          <a:graphic xmlns:a="http://schemas.openxmlformats.org/drawingml/2006/main">
+            <a:graphicData uri="http://schemas.openxmlformats.org/drawingml/2006/picture">
+              <pic:pic xmlns:pic="http://schemas.openxmlformats.org/drawingml/2006/picture">
+                <pic:nvPicPr>
+                  <pic:cNvPr id="1928318657" name="Picture 1" descr="A logo of a snowflake&#10;&#10;Description automatically generated"/>
+                  <pic:cNvPicPr/>
+                </pic:nvPicPr>
+                <pic:blipFill>
+                  <a:blip r:embed="rId1">
+                    <a:extLst>
+                      <a:ext uri="{28A0092B-C50C-407E-A947-70E740481C1C}">
+                        <a14:useLocalDpi xmlns:a14="http://schemas.microsoft.com/office/drawing/2010/main" val="0"/>
+                      </a:ext>
+                    </a:extLst>
+                  </a:blip>
+                  <a:stretch>
+                    <a:fillRect/>
+                  </a:stretch>
+                </pic:blipFill>
+                <pic:spPr>
+                  <a:xfrm>
+                    <a:off x="0" y="0"/>
+                    <a:ext cx="1132205" cy="1132205"/>
+                  </a:xfrm>
+                  <a:prstGeom prst="rect">
+                    <a:avLst/>
+                  </a:prstGeom>
+                </pic:spPr>
+              </pic:pic>
+            </a:graphicData>
+          </a:graphic>
+          <wp14:sizeRelH relativeFrom="margin">
+            <wp14:pctWidth>0</wp14:pctWidth>
+          </wp14:sizeRelH>
+          <wp14:sizeRelV relativeFrom="margin">
+            <wp14:pctHeight>0</wp14:pctHeight>
+          </wp14:sizeRelV>
+        </wp:anchor>
+      </w:drawing>
+    </w:r>
+  </w:p>
+</w:ftr>
+</file>
+
+<file path=word/footnotes.xml><?xml version="1.0" encoding="utf-8"?>
+<w:footnotes xmlns:wpc="http://schemas.microsoft.com/office/word/2010/wordprocessingCanvas" xmlns:cx="http://schemas.microsoft.com/office/drawing/2014/chartex" xmlns:cx1="http://schemas.microsoft.com/office/drawing/2015/9/8/chartex" xmlns:cx2="http://schemas.microsoft.com/office/drawing/2015/10/21/chartex" xmlns:cx3="http://schemas.microsoft.com/office/drawing/2016/5/9/chartex" xmlns:cx4="http://schemas.microsoft.com/office/drawing/2016/5/10/chartex" xmlns:cx5="http://schemas.microsoft.com/office/drawing/2016/5/11/chartex" xmlns:cx6="http://schemas.microsoft.com/office/drawing/2016/5/12/chartex" xmlns:cx7="http://schemas.microsoft.com/office/drawing/2016/5/13/chartex" xmlns:cx8="http://schemas.microsoft.com/office/drawing/2016/5/14/chartex" xmlns:mc="http://schemas.openxmlformats.org/markup-compatibility/2006" xmlns:aink="http://schemas.microsoft.com/office/drawing/2016/ink" xmlns:am3d="http://schemas.microsoft.com/office/drawing/2017/model3d" xmlns:o="urn:schemas-microsoft-com:office:office" xmlns:oel="http://schemas.microsoft.com/office/2019/extlst" xmlns:r="http://schemas.openxmlformats.org/officeDocument/2006/relationships" xmlns:m="http://schemas.openxmlformats.org/officeDocument/2006/math" xmlns:v="urn:schemas-microsoft-com:vml" xmlns:wp14="http://schemas.microsoft.com/office/word/2010/wordprocessingDrawing" xmlns:wp="http://schemas.openxmlformats.org/drawingml/2006/wordprocessingDrawing" xmlns:w10="urn:schemas-microsoft-com:office:word" xmlns:w="http://schemas.openxmlformats.org/wordprocessingml/2006/main" xmlns:w14="http://schemas.microsoft.com/office/word/2010/wordml" xmlns:w15="http://schemas.microsoft.com/office/word/2012/wordml" xmlns:w16cex="http://schemas.microsoft.com/office/word/2018/wordml/cex" xmlns:w16cid="http://schemas.microsoft.com/office/word/2016/wordml/cid" xmlns:w16="http://schemas.microsoft.com/office/word/2018/wordml" xmlns:w16sdtdh="http://schemas.microsoft.com/office/word/2020/wordml/sdtdatahash" xmlns:w16se="http://schemas.microsoft.com/office/word/2015/wordml/symex" xmlns:wpg="http://schemas.microsoft.com/office/word/2010/wordprocessingGroup" xmlns:wpi="http://schemas.microsoft.com/office/word/2010/wordprocessingInk" xmlns:wne="http://schemas.microsoft.com/office/word/2006/wordml" xmlns:wps="http://schemas.microsoft.com/office/word/2010/wordprocessingShape" mc:Ignorable="w14 w15 w16se w16cid w16 w16cex w16sdtdh wp14">
+  <w:footnote w:type="separator" w:id="-1">
+    <w:p>
+      <w:pPr>
+        <w:spacing w:after="0" w:line="240" w:lineRule="auto"/>
+      </w:pPr>
+      <w:r>
+        <w:separator/>
+      </w:r>
+    </w:p>
+  </w:footnote>
+  <w:footnote w:type="continuationSeparator" w:id="0">
+    <w:p>
+      <w:pPr>
+        <w:spacing w:after="0" w:line="240" w:lineRule="auto"/>
+      </w:pPr>
+      <w:r>
+        <w:continuationSeparator/>
+      </w:r>
+    </w:p>
+  </w:footnote>
+</w:footnotes>
+</file>
+
 <file path=word/styles.xml><?xml version="1.0" encoding="utf-8"?>
-<w:styles xmlns:mc="http://schemas.openxmlformats.org/markup-compatibility/2006" xmlns:r="http://schemas.openxmlformats.org/officeDocument/2006/relationships" xmlns:w="http://schemas.openxmlformats.org/wordprocessingml/2006/main" xmlns:w14="http://schemas.microsoft.com/office/word/2010/wordml" xmlns:w15="http://schemas.microsoft.com/office/word/2012/wordml" xmlns:w16cex="http://schemas.microsoft.com/office/word/2018/wordml/cex" xmlns:w16cid="http://schemas.microsoft.com/office/word/2016/wordml/cid" xmlns:w16="http://schemas.microsoft.com/office/word/2018/wordml" xmlns:w16se="http://schemas.microsoft.com/office/word/2015/wordml/symex" mc:Ignorable="w14 w15 w16se w16cid w16 w16cex">
+<w:styles xmlns:mc="http://schemas.openxmlformats.org/markup-compatibility/2006" xmlns:r="http://schemas.openxmlformats.org/officeDocument/2006/relationships" xmlns:w="http://schemas.openxmlformats.org/wordprocessingml/2006/main" xmlns:w14="http://schemas.microsoft.com/office/word/2010/wordml" xmlns:w15="http://schemas.microsoft.com/office/word/2012/wordml" xmlns:w16cex="http://schemas.microsoft.com/office/word/2018/wordml/cex" xmlns:w16cid="http://schemas.microsoft.com/office/word/2016/wordml/cid" xmlns:w16="http://schemas.microsoft.com/office/word/2018/wordml" xmlns:w16sdtdh="http://schemas.microsoft.com/office/word/2020/wordml/sdtdatahash" xmlns:w16se="http://schemas.microsoft.com/office/word/2015/wordml/symex" mc:Ignorable="w14 w15 w16se w16cid w16 w16cex w16sdtdh">
   <w:docDefaults>
     <w:rPrDefault>
       <w:rPr>
-        <w:rFonts w:asciiTheme="minorHAnsi" w:hAnsiTheme="minorHAnsi" w:eastAsiaTheme="minorHAnsi" w:cstheme="minorBidi"/>
+        <w:rFonts w:asciiTheme="minorHAnsi" w:eastAsiaTheme="minorHAnsi" w:hAnsiTheme="minorHAnsi" w:cstheme="minorBidi"/>
         <w:sz w:val="22"/>
         <w:szCs w:val="22"/>
         <w:lang w:val="en-US" w:eastAsia="en-US" w:bidi="ar-SA"/>
@@ -633,14 +565,14 @@
   <w:latentStyles w:defLockedState="0" w:defUIPriority="99" w:defSemiHidden="0" w:defUnhideWhenUsed="0" w:defQFormat="0" w:count="376">
     <w:lsdException w:name="Normal" w:uiPriority="0" w:qFormat="1"/>
     <w:lsdException w:name="heading 1" w:uiPriority="9" w:qFormat="1"/>
-    <w:lsdException w:name="heading 2" w:uiPriority="9" w:semiHidden="1" w:unhideWhenUsed="1" w:qFormat="1"/>
-    <w:lsdException w:name="heading 3" w:uiPriority="9" w:semiHidden="1" w:unhideWhenUsed="1" w:qFormat="1"/>
-    <w:lsdException w:name="heading 4" w:uiPriority="9" w:semiHidden="1" w:unhideWhenUsed="1" w:qFormat="1"/>
-    <w:lsdException w:name="heading 5" w:uiPriority="9" w:semiHidden="1" w:unhideWhenUsed="1" w:qFormat="1"/>
-    <w:lsdException w:name="heading 6" w:uiPriority="9" w:semiHidden="1" w:unhideWhenUsed="1" w:qFormat="1"/>
-    <w:lsdException w:name="heading 7" w:uiPriority="9" w:semiHidden="1" w:unhideWhenUsed="1" w:qFormat="1"/>
-    <w:lsdException w:name="heading 8" w:uiPriority="9" w:semiHidden="1" w:unhideWhenUsed="1" w:qFormat="1"/>
-    <w:lsdException w:name="heading 9" w:uiPriority="9" w:semiHidden="1" w:unhideWhenUsed="1" w:qFormat="1"/>
+    <w:lsdException w:name="heading 2" w:semiHidden="1" w:uiPriority="9" w:unhideWhenUsed="1" w:qFormat="1"/>
+    <w:lsdException w:name="heading 3" w:semiHidden="1" w:uiPriority="9" w:unhideWhenUsed="1" w:qFormat="1"/>
+    <w:lsdException w:name="heading 4" w:semiHidden="1" w:uiPriority="9" w:unhideWhenUsed="1" w:qFormat="1"/>
+    <w:lsdException w:name="heading 5" w:semiHidden="1" w:uiPriority="9" w:unhideWhenUsed="1" w:qFormat="1"/>
+    <w:lsdException w:name="heading 6" w:semiHidden="1" w:uiPriority="9" w:unhideWhenUsed="1" w:qFormat="1"/>
+    <w:lsdException w:name="heading 7" w:semiHidden="1" w:uiPriority="9" w:unhideWhenUsed="1" w:qFormat="1"/>
+    <w:lsdException w:name="heading 8" w:semiHidden="1" w:uiPriority="9" w:unhideWhenUsed="1" w:qFormat="1"/>
+    <w:lsdException w:name="heading 9" w:semiHidden="1" w:uiPriority="9" w:unhideWhenUsed="1" w:qFormat="1"/>
     <w:lsdException w:name="index 1" w:semiHidden="1" w:unhideWhenUsed="1"/>
     <w:lsdException w:name="index 2" w:semiHidden="1" w:unhideWhenUsed="1"/>
     <w:lsdException w:name="index 3" w:semiHidden="1" w:unhideWhenUsed="1"/>
@@ -650,22 +582,22 @@
     <w:lsdException w:name="index 7" w:semiHidden="1" w:unhideWhenUsed="1"/>
     <w:lsdException w:name="index 8" w:semiHidden="1" w:unhideWhenUsed="1"/>
     <w:lsdException w:name="index 9" w:semiHidden="1" w:unhideWhenUsed="1"/>
-    <w:lsdException w:name="toc 1" w:uiPriority="39" w:semiHidden="1" w:unhideWhenUsed="1"/>
-    <w:lsdException w:name="toc 2" w:uiPriority="39" w:semiHidden="1" w:unhideWhenUsed="1"/>
-    <w:lsdException w:name="toc 3" w:uiPriority="39" w:semiHidden="1" w:unhideWhenUsed="1"/>
-    <w:lsdException w:name="toc 4" w:uiPriority="39" w:semiHidden="1" w:unhideWhenUsed="1"/>
-    <w:lsdException w:name="toc 5" w:uiPriority="39" w:semiHidden="1" w:unhideWhenUsed="1"/>
-    <w:lsdException w:name="toc 6" w:uiPriority="39" w:semiHidden="1" w:unhideWhenUsed="1"/>
-    <w:lsdException w:name="toc 7" w:uiPriority="39" w:semiHidden="1" w:unhideWhenUsed="1"/>
-    <w:lsdException w:name="toc 8" w:uiPriority="39" w:semiHidden="1" w:unhideWhenUsed="1"/>
-    <w:lsdException w:name="toc 9" w:uiPriority="39" w:semiHidden="1" w:unhideWhenUsed="1"/>
+    <w:lsdException w:name="toc 1" w:semiHidden="1" w:uiPriority="39" w:unhideWhenUsed="1"/>
+    <w:lsdException w:name="toc 2" w:semiHidden="1" w:uiPriority="39" w:unhideWhenUsed="1"/>
+    <w:lsdException w:name="toc 3" w:semiHidden="1" w:uiPriority="39" w:unhideWhenUsed="1"/>
+    <w:lsdException w:name="toc 4" w:semiHidden="1" w:uiPriority="39" w:unhideWhenUsed="1"/>
+    <w:lsdException w:name="toc 5" w:semiHidden="1" w:uiPriority="39" w:unhideWhenUsed="1"/>
+    <w:lsdException w:name="toc 6" w:semiHidden="1" w:uiPriority="39" w:unhideWhenUsed="1"/>
+    <w:lsdException w:name="toc 7" w:semiHidden="1" w:uiPriority="39" w:unhideWhenUsed="1"/>
+    <w:lsdException w:name="toc 8" w:semiHidden="1" w:uiPriority="39" w:unhideWhenUsed="1"/>
+    <w:lsdException w:name="toc 9" w:semiHidden="1" w:uiPriority="39" w:unhideWhenUsed="1"/>
     <w:lsdException w:name="Normal Indent" w:semiHidden="1" w:unhideWhenUsed="1"/>
     <w:lsdException w:name="footnote text" w:semiHidden="1" w:unhideWhenUsed="1"/>
     <w:lsdException w:name="annotation text" w:semiHidden="1" w:unhideWhenUsed="1"/>
     <w:lsdException w:name="header" w:semiHidden="1" w:unhideWhenUsed="1"/>
     <w:lsdException w:name="footer" w:semiHidden="1" w:unhideWhenUsed="1"/>
     <w:lsdException w:name="index heading" w:semiHidden="1" w:unhideWhenUsed="1"/>
-    <w:lsdException w:name="caption" w:uiPriority="35" w:semiHidden="1" w:unhideWhenUsed="1" w:qFormat="1"/>
+    <w:lsdException w:name="caption" w:semiHidden="1" w:uiPriority="35" w:unhideWhenUsed="1" w:qFormat="1"/>
     <w:lsdException w:name="table of figures" w:semiHidden="1" w:unhideWhenUsed="1"/>
     <w:lsdException w:name="envelope address" w:semiHidden="1" w:unhideWhenUsed="1"/>
     <w:lsdException w:name="envelope return" w:semiHidden="1" w:unhideWhenUsed="1"/>
@@ -696,7 +628,7 @@
     <w:lsdException w:name="Title" w:uiPriority="10" w:qFormat="1"/>
     <w:lsdException w:name="Closing" w:semiHidden="1" w:unhideWhenUsed="1"/>
     <w:lsdException w:name="Signature" w:semiHidden="1" w:unhideWhenUsed="1"/>
-    <w:lsdException w:name="Default Paragraph Font" w:uiPriority="1" w:semiHidden="1" w:unhideWhenUsed="1"/>
+    <w:lsdException w:name="Default Paragraph Font" w:semiHidden="1" w:uiPriority="1" w:unhideWhenUsed="1"/>
     <w:lsdException w:name="Body Text" w:semiHidden="1" w:unhideWhenUsed="1"/>
     <w:lsdException w:name="Body Text Indent" w:semiHidden="1" w:unhideWhenUsed="1"/>
     <w:lsdException w:name="List Continue" w:semiHidden="1" w:unhideWhenUsed="1"/>
@@ -896,8 +828,8 @@
     <w:lsdException w:name="Subtle Reference" w:uiPriority="31" w:qFormat="1"/>
     <w:lsdException w:name="Intense Reference" w:uiPriority="32" w:qFormat="1"/>
     <w:lsdException w:name="Book Title" w:uiPriority="33" w:qFormat="1"/>
-    <w:lsdException w:name="Bibliography" w:uiPriority="37" w:semiHidden="1" w:unhideWhenUsed="1"/>
-    <w:lsdException w:name="TOC Heading" w:uiPriority="39" w:semiHidden="1" w:unhideWhenUsed="1" w:qFormat="1"/>
+    <w:lsdException w:name="Bibliography" w:semiHidden="1" w:uiPriority="37" w:unhideWhenUsed="1"/>
+    <w:lsdException w:name="TOC Heading" w:semiHidden="1" w:uiPriority="39" w:unhideWhenUsed="1" w:qFormat="1"/>
     <w:lsdException w:name="Plain Table 1" w:uiPriority="41"/>
     <w:lsdException w:name="Plain Table 2" w:uiPriority="42"/>
     <w:lsdException w:name="Plain Table 3" w:uiPriority="43"/>
@@ -1008,17 +940,58 @@
     <w:lsdException w:name="Unresolved Mention" w:semiHidden="1" w:unhideWhenUsed="1"/>
     <w:lsdException w:name="Smart Link" w:semiHidden="1" w:unhideWhenUsed="1"/>
   </w:latentStyles>
-  <w:style w:type="paragraph" w:styleId="Normal" w:default="1">
+  <w:style w:type="paragraph" w:default="1" w:styleId="Normal">
     <w:name w:val="Normal"/>
     <w:qFormat/>
   </w:style>
-  <w:style w:type="character" w:styleId="DefaultParagraphFont" w:default="1">
+  <w:style w:type="paragraph" w:styleId="Heading1">
+    <w:name w:val="heading 1"/>
+    <w:basedOn w:val="Normal"/>
+    <w:next w:val="Normal"/>
+    <w:link w:val="Heading1Char"/>
+    <w:uiPriority w:val="9"/>
+    <w:qFormat/>
+    <w:pPr>
+      <w:keepNext/>
+      <w:keepLines/>
+      <w:spacing w:before="240" w:after="0"/>
+      <w:outlineLvl w:val="0"/>
+    </w:pPr>
+    <w:rPr>
+      <w:rFonts w:asciiTheme="majorHAnsi" w:eastAsiaTheme="majorEastAsia" w:hAnsiTheme="majorHAnsi" w:cstheme="majorBidi"/>
+      <w:color w:val="2F5496" w:themeColor="accent1" w:themeShade="BF"/>
+      <w:sz w:val="32"/>
+      <w:szCs w:val="32"/>
+    </w:rPr>
+  </w:style>
+  <w:style w:type="paragraph" w:styleId="Heading2">
+    <w:name w:val="heading 2"/>
+    <w:basedOn w:val="Normal"/>
+    <w:next w:val="Normal"/>
+    <w:link w:val="Heading2Char"/>
+    <w:uiPriority w:val="9"/>
+    <w:unhideWhenUsed/>
+    <w:qFormat/>
+    <w:pPr>
+      <w:keepNext/>
+      <w:keepLines/>
+      <w:spacing w:before="40" w:after="0"/>
+      <w:outlineLvl w:val="1"/>
+    </w:pPr>
+    <w:rPr>
+      <w:rFonts w:asciiTheme="majorHAnsi" w:eastAsiaTheme="majorEastAsia" w:hAnsiTheme="majorHAnsi" w:cstheme="majorBidi"/>
+      <w:color w:val="2F5496" w:themeColor="accent1" w:themeShade="BF"/>
+      <w:sz w:val="26"/>
+      <w:szCs w:val="26"/>
+    </w:rPr>
+  </w:style>
+  <w:style w:type="character" w:default="1" w:styleId="DefaultParagraphFont">
     <w:name w:val="Default Paragraph Font"/>
     <w:uiPriority w:val="1"/>
     <w:semiHidden/>
     <w:unhideWhenUsed/>
   </w:style>
-  <w:style w:type="table" w:styleId="TableNormal" w:default="1">
+  <w:style w:type="table" w:default="1" w:styleId="TableNormal">
     <w:name w:val="Normal Table"/>
     <w:uiPriority w:val="99"/>
     <w:semiHidden/>
@@ -1033,76 +1006,79 @@
       </w:tblCellMar>
     </w:tblPr>
   </w:style>
-  <w:style w:type="numbering" w:styleId="NoList" w:default="1">
+  <w:style w:type="numbering" w:default="1" w:styleId="NoList">
     <w:name w:val="No List"/>
     <w:uiPriority w:val="99"/>
     <w:semiHidden/>
     <w:unhideWhenUsed/>
   </w:style>
-  <w:style xmlns:w14="http://schemas.microsoft.com/office/word/2010/wordml" xmlns:mc="http://schemas.openxmlformats.org/markup-compatibility/2006" xmlns:w="http://schemas.openxmlformats.org/wordprocessingml/2006/main" w:type="character" w:styleId="Heading1Char" w:customStyle="1" mc:Ignorable="w14">
-    <w:name xmlns:w="http://schemas.openxmlformats.org/wordprocessingml/2006/main" w:val="Heading 1 Char"/>
-    <w:basedOn xmlns:w="http://schemas.openxmlformats.org/wordprocessingml/2006/main" w:val="DefaultParagraphFont"/>
-    <w:link xmlns:w="http://schemas.openxmlformats.org/wordprocessingml/2006/main" w:val="Heading1"/>
-    <w:uiPriority xmlns:w="http://schemas.openxmlformats.org/wordprocessingml/2006/main" w:val="9"/>
-    <w:rPr xmlns:w="http://schemas.openxmlformats.org/wordprocessingml/2006/main">
-      <w:rFonts w:asciiTheme="majorHAnsi" w:hAnsiTheme="majorHAnsi" w:eastAsiaTheme="majorEastAsia" w:cstheme="majorBidi"/>
-      <w:color w:val="2E74B5" w:themeColor="accent1" w:themeShade="BF"/>
+  <w:style w:type="character" w:customStyle="1" w:styleId="Heading1Char">
+    <w:name w:val="Heading 1 Char"/>
+    <w:basedOn w:val="DefaultParagraphFont"/>
+    <w:link w:val="Heading1"/>
+    <w:uiPriority w:val="9"/>
+    <w:rPr>
+      <w:rFonts w:asciiTheme="majorHAnsi" w:eastAsiaTheme="majorEastAsia" w:hAnsiTheme="majorHAnsi" w:cstheme="majorBidi"/>
+      <w:color w:val="2F5496" w:themeColor="accent1" w:themeShade="BF"/>
       <w:sz w:val="32"/>
       <w:szCs w:val="32"/>
     </w:rPr>
   </w:style>
-  <w:style xmlns:w14="http://schemas.microsoft.com/office/word/2010/wordml" xmlns:mc="http://schemas.openxmlformats.org/markup-compatibility/2006" xmlns:w="http://schemas.openxmlformats.org/wordprocessingml/2006/main" w:type="paragraph" w:styleId="Heading1" mc:Ignorable="w14">
-    <w:name xmlns:w="http://schemas.openxmlformats.org/wordprocessingml/2006/main" w:val="heading 1"/>
-    <w:basedOn xmlns:w="http://schemas.openxmlformats.org/wordprocessingml/2006/main" w:val="Normal"/>
-    <w:next xmlns:w="http://schemas.openxmlformats.org/wordprocessingml/2006/main" w:val="Normal"/>
-    <w:link xmlns:w="http://schemas.openxmlformats.org/wordprocessingml/2006/main" w:val="Heading1Char"/>
-    <w:uiPriority xmlns:w="http://schemas.openxmlformats.org/wordprocessingml/2006/main" w:val="9"/>
-    <w:qFormat xmlns:w="http://schemas.openxmlformats.org/wordprocessingml/2006/main"/>
-    <w:pPr xmlns:w="http://schemas.openxmlformats.org/wordprocessingml/2006/main">
-      <w:keepNext xmlns:w="http://schemas.openxmlformats.org/wordprocessingml/2006/main"/>
-      <w:keepLines xmlns:w="http://schemas.openxmlformats.org/wordprocessingml/2006/main"/>
-      <w:spacing xmlns:w="http://schemas.openxmlformats.org/wordprocessingml/2006/main" w:before="240" w:after="0"/>
-      <w:outlineLvl xmlns:w="http://schemas.openxmlformats.org/wordprocessingml/2006/main" w:val="0"/>
-    </w:pPr>
-    <w:rPr xmlns:w="http://schemas.openxmlformats.org/wordprocessingml/2006/main">
-      <w:rFonts w:asciiTheme="majorHAnsi" w:hAnsiTheme="majorHAnsi" w:eastAsiaTheme="majorEastAsia" w:cstheme="majorBidi"/>
-      <w:color w:val="2E74B5" w:themeColor="accent1" w:themeShade="BF"/>
-      <w:sz w:val="32"/>
-      <w:szCs w:val="32"/>
-    </w:rPr>
-  </w:style>
-  <w:style xmlns:w14="http://schemas.microsoft.com/office/word/2010/wordml" xmlns:mc="http://schemas.openxmlformats.org/markup-compatibility/2006" xmlns:w="http://schemas.openxmlformats.org/wordprocessingml/2006/main" w:type="character" w:styleId="Heading2Char" w:customStyle="1" mc:Ignorable="w14">
-    <w:name xmlns:w="http://schemas.openxmlformats.org/wordprocessingml/2006/main" w:val="Heading 2 Char"/>
-    <w:basedOn xmlns:w="http://schemas.openxmlformats.org/wordprocessingml/2006/main" w:val="DefaultParagraphFont"/>
-    <w:link xmlns:w="http://schemas.openxmlformats.org/wordprocessingml/2006/main" w:val="Heading2"/>
-    <w:uiPriority xmlns:w="http://schemas.openxmlformats.org/wordprocessingml/2006/main" w:val="9"/>
-    <w:rPr xmlns:w="http://schemas.openxmlformats.org/wordprocessingml/2006/main">
-      <w:rFonts w:asciiTheme="majorHAnsi" w:hAnsiTheme="majorHAnsi" w:eastAsiaTheme="majorEastAsia" w:cstheme="majorBidi"/>
-      <w:color w:val="2E74B5" w:themeColor="accent1" w:themeShade="BF"/>
+  <w:style w:type="character" w:customStyle="1" w:styleId="Heading2Char">
+    <w:name w:val="Heading 2 Char"/>
+    <w:basedOn w:val="DefaultParagraphFont"/>
+    <w:link w:val="Heading2"/>
+    <w:uiPriority w:val="9"/>
+    <w:rPr>
+      <w:rFonts w:asciiTheme="majorHAnsi" w:eastAsiaTheme="majorEastAsia" w:hAnsiTheme="majorHAnsi" w:cstheme="majorBidi"/>
+      <w:color w:val="2F5496" w:themeColor="accent1" w:themeShade="BF"/>
       <w:sz w:val="26"/>
       <w:szCs w:val="26"/>
     </w:rPr>
   </w:style>
-  <w:style xmlns:w14="http://schemas.microsoft.com/office/word/2010/wordml" xmlns:mc="http://schemas.openxmlformats.org/markup-compatibility/2006" xmlns:w="http://schemas.openxmlformats.org/wordprocessingml/2006/main" w:type="paragraph" w:styleId="Heading2" mc:Ignorable="w14">
-    <w:name xmlns:w="http://schemas.openxmlformats.org/wordprocessingml/2006/main" w:val="heading 2"/>
-    <w:basedOn xmlns:w="http://schemas.openxmlformats.org/wordprocessingml/2006/main" w:val="Normal"/>
-    <w:next xmlns:w="http://schemas.openxmlformats.org/wordprocessingml/2006/main" w:val="Normal"/>
-    <w:link xmlns:w="http://schemas.openxmlformats.org/wordprocessingml/2006/main" w:val="Heading2Char"/>
-    <w:uiPriority xmlns:w="http://schemas.openxmlformats.org/wordprocessingml/2006/main" w:val="9"/>
-    <w:unhideWhenUsed xmlns:w="http://schemas.openxmlformats.org/wordprocessingml/2006/main"/>
-    <w:qFormat xmlns:w="http://schemas.openxmlformats.org/wordprocessingml/2006/main"/>
-    <w:pPr xmlns:w="http://schemas.openxmlformats.org/wordprocessingml/2006/main">
-      <w:keepNext xmlns:w="http://schemas.openxmlformats.org/wordprocessingml/2006/main"/>
-      <w:keepLines xmlns:w="http://schemas.openxmlformats.org/wordprocessingml/2006/main"/>
-      <w:spacing xmlns:w="http://schemas.openxmlformats.org/wordprocessingml/2006/main" w:before="40" w:after="0"/>
-      <w:outlineLvl xmlns:w="http://schemas.openxmlformats.org/wordprocessingml/2006/main" w:val="1"/>
+  <w:style w:type="paragraph" w:styleId="Header">
+    <w:name w:val="header"/>
+    <w:basedOn w:val="Normal"/>
+    <w:link w:val="HeaderChar"/>
+    <w:uiPriority w:val="99"/>
+    <w:unhideWhenUsed/>
+    <w:rsid w:val="00C537BC"/>
+    <w:pPr>
+      <w:tabs>
+        <w:tab w:val="center" w:pos="4680"/>
+        <w:tab w:val="right" w:pos="9360"/>
+      </w:tabs>
+      <w:spacing w:after="0" w:line="240" w:lineRule="auto"/>
     </w:pPr>
-    <w:rPr xmlns:w="http://schemas.openxmlformats.org/wordprocessingml/2006/main">
-      <w:rFonts w:asciiTheme="majorHAnsi" w:hAnsiTheme="majorHAnsi" w:eastAsiaTheme="majorEastAsia" w:cstheme="majorBidi"/>
-      <w:color w:val="2E74B5" w:themeColor="accent1" w:themeShade="BF"/>
-      <w:sz w:val="26"/>
-      <w:szCs w:val="26"/>
-    </w:rPr>
+  </w:style>
+  <w:style w:type="character" w:customStyle="1" w:styleId="HeaderChar">
+    <w:name w:val="Header Char"/>
+    <w:basedOn w:val="DefaultParagraphFont"/>
+    <w:link w:val="Header"/>
+    <w:uiPriority w:val="99"/>
+    <w:rsid w:val="00C537BC"/>
+  </w:style>
+  <w:style w:type="paragraph" w:styleId="Footer">
+    <w:name w:val="footer"/>
+    <w:basedOn w:val="Normal"/>
+    <w:link w:val="FooterChar"/>
+    <w:uiPriority w:val="99"/>
+    <w:unhideWhenUsed/>
+    <w:rsid w:val="00C537BC"/>
+    <w:pPr>
+      <w:tabs>
+        <w:tab w:val="center" w:pos="4680"/>
+        <w:tab w:val="right" w:pos="9360"/>
+      </w:tabs>
+      <w:spacing w:after="0" w:line="240" w:lineRule="auto"/>
+    </w:pPr>
+  </w:style>
+  <w:style w:type="character" w:customStyle="1" w:styleId="FooterChar">
+    <w:name w:val="Footer Char"/>
+    <w:basedOn w:val="DefaultParagraphFont"/>
+    <w:link w:val="Footer"/>
+    <w:uiPriority w:val="99"/>
+    <w:rsid w:val="00C537BC"/>
   </w:style>
 </w:styles>
 </file>
@@ -1403,6 +1379,27 @@
 </file>
 
 <file path=customXml/item1.xml><?xml version="1.0" encoding="utf-8"?>
+<p:properties xmlns:p="http://schemas.microsoft.com/office/2006/metadata/properties" xmlns:xsi="http://www.w3.org/2001/XMLSchema-instance" xmlns:pc="http://schemas.microsoft.com/office/infopath/2007/PartnerControls">
+  <documentManagement>
+    <TaxCatchAll xmlns="ba469e4c-94e5-442b-931b-74c2ddb82f6f" xsi:nil="true"/>
+    <lcf76f155ced4ddcb4097134ff3c332f xmlns="0242f3f4-1c7a-4e23-ae35-1a216c3925c3">
+      <Terms xmlns="http://schemas.microsoft.com/office/infopath/2007/PartnerControls"/>
+    </lcf76f155ced4ddcb4097134ff3c332f>
+    <Comments xmlns="0242f3f4-1c7a-4e23-ae35-1a216c3925c3">[insert comments here]</Comments>
+  </documentManagement>
+</p:properties>
+</file>
+
+<file path=customXml/item2.xml><?xml version="1.0" encoding="utf-8"?>
+<?mso-contentType ?>
+<FormTemplates xmlns="http://schemas.microsoft.com/sharepoint/v3/contenttype/forms">
+  <Display>DocumentLibraryForm</Display>
+  <Edit>DocumentLibraryForm</Edit>
+  <New>DocumentLibraryForm</New>
+</FormTemplates>
+</file>
+
+<file path=customXml/item3.xml><?xml version="1.0" encoding="utf-8"?>
 <ct:contentTypeSchema xmlns:ct="http://schemas.microsoft.com/office/2006/metadata/contentType" xmlns:ma="http://schemas.microsoft.com/office/2006/metadata/properties/metaAttributes" ct:_="" ma:_="" ma:contentTypeName="Document" ma:contentTypeID="0x010100F72AD08000F439498C1D432D9DD3752B" ma:contentTypeVersion="18" ma:contentTypeDescription="Create a new document." ma:contentTypeScope="" ma:versionID="1acf3b1c07b5b32a296e6e5c0d31f871">
   <xsd:schema xmlns:xsd="http://www.w3.org/2001/XMLSchema" xmlns:xs="http://www.w3.org/2001/XMLSchema" xmlns:p="http://schemas.microsoft.com/office/2006/metadata/properties" xmlns:ns2="0242f3f4-1c7a-4e23-ae35-1a216c3925c3" xmlns:ns3="ba469e4c-94e5-442b-931b-74c2ddb82f6f" targetNamespace="http://schemas.microsoft.com/office/2006/metadata/properties" ma:root="true" ma:fieldsID="9ee81978108c799f1745d8f399e54c0d" ns2:_="" ns3:_="">
     <xsd:import namespace="0242f3f4-1c7a-4e23-ae35-1a216c3925c3"/>
@@ -1659,35 +1656,40 @@
 </ct:contentTypeSchema>
 </file>
 
-<file path=customXml/item2.xml><?xml version="1.0" encoding="utf-8"?>
-<?mso-contentType ?>
-<FormTemplates xmlns="http://schemas.microsoft.com/sharepoint/v3/contenttype/forms">
-  <Display>DocumentLibraryForm</Display>
-  <Edit>DocumentLibraryForm</Edit>
-  <New>DocumentLibraryForm</New>
-</FormTemplates>
-</file>
-
-<file path=customXml/item3.xml><?xml version="1.0" encoding="utf-8"?>
-<p:properties xmlns:p="http://schemas.microsoft.com/office/2006/metadata/properties" xmlns:xsi="http://www.w3.org/2001/XMLSchema-instance" xmlns:pc="http://schemas.microsoft.com/office/infopath/2007/PartnerControls">
-  <documentManagement>
-    <TaxCatchAll xmlns="ba469e4c-94e5-442b-931b-74c2ddb82f6f" xsi:nil="true"/>
-    <lcf76f155ced4ddcb4097134ff3c332f xmlns="0242f3f4-1c7a-4e23-ae35-1a216c3925c3">
-      <Terms xmlns="http://schemas.microsoft.com/office/infopath/2007/PartnerControls"/>
-    </lcf76f155ced4ddcb4097134ff3c332f>
-    <Comments xmlns="0242f3f4-1c7a-4e23-ae35-1a216c3925c3">[insert comments here]</Comments>
-  </documentManagement>
-</p:properties>
-</file>
-
 <file path=customXml/itemProps1.xml><?xml version="1.0" encoding="utf-8"?>
-<ds:datastoreItem xmlns:ds="http://schemas.openxmlformats.org/officeDocument/2006/customXml" ds:itemID="{D5127856-790D-4D3F-B864-78971EE6D9F2}"/>
+<ds:datastoreItem xmlns:ds="http://schemas.openxmlformats.org/officeDocument/2006/customXml" ds:itemID="{93392B49-66D8-4B0E-A690-801958644AB1}">
+  <ds:schemaRefs>
+    <ds:schemaRef ds:uri="http://schemas.microsoft.com/office/2006/metadata/properties"/>
+    <ds:schemaRef ds:uri="http://schemas.microsoft.com/office/infopath/2007/PartnerControls"/>
+    <ds:schemaRef ds:uri="ba469e4c-94e5-442b-931b-74c2ddb82f6f"/>
+    <ds:schemaRef ds:uri="0242f3f4-1c7a-4e23-ae35-1a216c3925c3"/>
+  </ds:schemaRefs>
+</ds:datastoreItem>
 </file>
 
 <file path=customXml/itemProps2.xml><?xml version="1.0" encoding="utf-8"?>
-<ds:datastoreItem xmlns:ds="http://schemas.openxmlformats.org/officeDocument/2006/customXml" ds:itemID="{55D82564-3F05-4E3C-9A46-AEFD1A821350}"/>
+<ds:datastoreItem xmlns:ds="http://schemas.openxmlformats.org/officeDocument/2006/customXml" ds:itemID="{55D82564-3F05-4E3C-9A46-AEFD1A821350}">
+  <ds:schemaRefs>
+    <ds:schemaRef ds:uri="http://schemas.microsoft.com/sharepoint/v3/contenttype/forms"/>
+  </ds:schemaRefs>
+</ds:datastoreItem>
 </file>
 
 <file path=customXml/itemProps3.xml><?xml version="1.0" encoding="utf-8"?>
-<ds:datastoreItem xmlns:ds="http://schemas.openxmlformats.org/officeDocument/2006/customXml" ds:itemID="{93392B49-66D8-4B0E-A690-801958644AB1}"/>
+<ds:datastoreItem xmlns:ds="http://schemas.openxmlformats.org/officeDocument/2006/customXml" ds:itemID="{D5127856-790D-4D3F-B864-78971EE6D9F2}">
+  <ds:schemaRefs>
+    <ds:schemaRef ds:uri="http://schemas.microsoft.com/office/2006/metadata/contentType"/>
+    <ds:schemaRef ds:uri="http://schemas.microsoft.com/office/2006/metadata/properties/metaAttributes"/>
+    <ds:schemaRef ds:uri="http://www.w3.org/2001/XMLSchema"/>
+    <ds:schemaRef ds:uri="http://schemas.microsoft.com/office/2006/metadata/properties"/>
+    <ds:schemaRef ds:uri="0242f3f4-1c7a-4e23-ae35-1a216c3925c3"/>
+    <ds:schemaRef ds:uri="ba469e4c-94e5-442b-931b-74c2ddb82f6f"/>
+    <ds:schemaRef ds:uri="http://schemas.microsoft.com/office/2006/documentManagement/types"/>
+    <ds:schemaRef ds:uri="http://schemas.microsoft.com/office/infopath/2007/PartnerControls"/>
+    <ds:schemaRef ds:uri="http://schemas.openxmlformats.org/package/2006/metadata/core-properties"/>
+    <ds:schemaRef ds:uri="http://purl.org/dc/elements/1.1/"/>
+    <ds:schemaRef ds:uri="http://purl.org/dc/terms/"/>
+    <ds:schemaRef ds:uri="http://schemas.microsoft.com/internal/obd"/>
+  </ds:schemaRefs>
+</ds:datastoreItem>
 </file>